--- a/RFI-Docs/NEWS BRIEFS.docx
+++ b/RFI-Docs/NEWS BRIEFS.docx
@@ -4,10 +4,124 @@
   <w:body>
     <w:p>
       <w:pPr>
-        <w:pStyle w:val="NormalWeb"/>
-        <w:shd w:val="clear" w:color="auto" w:fill="FFFFFF"/>
-        <w:spacing w:before="0" w:beforeAutospacing="0" w:after="0" w:afterAutospacing="0"/>
-        <w:jc w:val="center"/>
+        <w:jc w:val="left"/>
+      </w:pPr>
+      <w:r>
+        <w:rPr>
+          <w:color w:val="646464"/>
+          <w:sz w:val="18"/>
+        </w:rPr>
+        <w:t>Document: NEWS BRIEFS.docx</w:t>
+      </w:r>
+    </w:p>
+    <w:p>
+      <w:pPr>
+        <w:jc w:val="left"/>
+      </w:pPr>
+      <w:r>
+        <w:rPr>
+          <w:color w:val="646464"/>
+          <w:sz w:val="18"/>
+        </w:rPr>
+        <w:t>Title: COVID NEWS BRIEFS</w:t>
+      </w:r>
+    </w:p>
+    <w:p>
+      <w:pPr>
+        <w:jc w:val="left"/>
+      </w:pPr>
+      <w:r>
+        <w:rPr>
+          <w:color w:val="646464"/>
+          <w:sz w:val="18"/>
+        </w:rPr>
+        <w:t>Topic: COVID | Type: News Articles</w:t>
+      </w:r>
+    </w:p>
+    <w:p>
+      <w:pPr>
+        <w:jc w:val="left"/>
+      </w:pPr>
+      <w:r>
+        <w:rPr>
+          <w:color w:val="646464"/>
+          <w:sz w:val="18"/>
+        </w:rPr>
+        <w:t>Created: 2025-02-13 | By: Richman, Michael (VACO)</w:t>
+      </w:r>
+    </w:p>
+    <w:p>
+      <w:pPr>
+        <w:jc w:val="left"/>
+      </w:pPr>
+      <w:r>
+        <w:rPr>
+          <w:color w:val="646464"/>
+          <w:sz w:val="18"/>
+        </w:rPr>
+        <w:t>Modified: 2025-02-13 | By: Richman, Michael (VACO)</w:t>
+      </w:r>
+    </w:p>
+    <w:p>
+      <w:pPr>
+        <w:jc w:val="left"/>
+      </w:pPr>
+      <w:r>
+        <w:rPr>
+          <w:color w:val="C8C8C8"/>
+          <w:sz w:val="16"/>
+        </w:rPr>
+        <w:t>────────────────────────────────────────────────────────────────────────────────</w:t>
+      </w:r>
+    </w:p>
+    <w:p>
+      <w:pPr>
+        <w:jc w:val="left"/>
+      </w:pPr>
+      <w:r/>
+    </w:p>
+    <w:p>
+      <w:pPr>
+        <w:jc w:val="left"/>
+      </w:pPr>
+      <w:r>
+        <w:rPr>
+          <w:color w:val="646464"/>
+          <w:sz w:val="18"/>
+        </w:rPr>
+        <w:t>Topic: COVID | Type: News Articles</w:t>
+      </w:r>
+    </w:p>
+    <w:p>
+      <w:pPr>
+        <w:jc w:val="left"/>
+      </w:pPr>
+      <w:r>
+        <w:rPr>
+          <w:color w:val="646464"/>
+          <w:sz w:val="18"/>
+        </w:rPr>
+        <w:t>Created: 2025-02-13 | By: Richman, Michael (VACO)</w:t>
+      </w:r>
+    </w:p>
+    <w:p>
+      <w:pPr>
+        <w:jc w:val="left"/>
+      </w:pPr>
+      <w:r>
+        <w:rPr>
+          <w:color w:val="646464"/>
+          <w:sz w:val="18"/>
+        </w:rPr>
+        <w:t>Modified: 2025-02-13 | By: Richman, Michael (VACO)</w:t>
+      </w:r>
+    </w:p>
+    <w:p>
+      <w:pPr>
+        <w:pStyle w:val="NormalWeb"/>
+        <w:shd w:val="clear" w:color="auto" w:fill="FFFFFF"/>
+        <w:spacing w:before="0" w:beforeAutospacing="0" w:after="0" w:afterAutospacing="0"/>
+        <w:jc w:val="left"/>
         <w:textAlignment w:val="baseline"/>
         <w:rPr>
           <w:rStyle w:val="Strong"/>
@@ -17,24 +131,24 @@
       </w:pPr>
       <w:r>
         <w:rPr>
-          <w:rStyle w:val="Strong"/>
+          <w:color w:val="C8C8C8"/>
+          <w:sz w:val="16"/>
+        </w:rPr>
+        <w:t>────────────────────────────────────────────────────────────────────────────────</w:t>
+      </w:r>
+    </w:p>
+    <w:p>
+      <w:pPr>
+        <w:pStyle w:val="NormalWeb"/>
+        <w:shd w:val="clear" w:color="auto" w:fill="FFFFFF"/>
+        <w:spacing w:before="0" w:beforeAutospacing="0" w:after="0" w:afterAutospacing="0"/>
+        <w:textAlignment w:val="baseline"/>
+        <w:rPr>
           <w:rFonts w:ascii="Arial" w:hAnsi="Arial" w:cs="Arial"/>
           <w:color w:val="444444"/>
         </w:rPr>
-        <w:t>News Briefs</w:t>
-      </w:r>
-    </w:p>
-    <w:p>
-      <w:pPr>
-        <w:pStyle w:val="NormalWeb"/>
-        <w:shd w:val="clear" w:color="auto" w:fill="FFFFFF"/>
-        <w:spacing w:before="0" w:beforeAutospacing="0" w:after="0" w:afterAutospacing="0"/>
-        <w:textAlignment w:val="baseline"/>
-        <w:rPr>
-          <w:rFonts w:ascii="Arial" w:hAnsi="Arial" w:cs="Arial"/>
-          <w:color w:val="444444"/>
-        </w:rPr>
-      </w:pPr>
+      </w:pPr>
+      <w:r/>
     </w:p>
     <w:p>
       <w:pPr>
